--- a/cf/sh/u/files/u044.docx
+++ b/cf/sh/u/files/u044.docx
@@ -20,7 +20,7 @@
     </w:p>
     <w:p>
       <w:r>
-        <w:t>請針對每個題目，把答案填在「回答：」後面（越具體越好）；填好後請放回您的部門資料夾即可，不需回信。</w:t>
+        <w:t>這份問卷是想更了解您的實際作業，好把您的 AI 助理做得更貼近需求。第一部分請把答案填在「回答：」後面（越具體越好）；第二部分只是先讓您了解，之後用的時候再一起調整，不用現在填。填好後放回您的部門資料夾即可，不需回信。</w:t>
       </w:r>
     </w:p>
     <w:p>
@@ -32,8 +32,16 @@
       </w:r>
     </w:p>
     <w:p>
+      <w:pPr>
+        <w:pStyle w:val="Heading2"/>
+      </w:pPr>
       <w:r>
-        <w:t>1. 報工單與加班單的固定欄位與格式分別是什麼？</w:t>
+        <w:t>一、請您提供或確認的事情</w:t>
+      </w:r>
+    </w:p>
+    <w:p>
+      <w:r>
+        <w:t>1. 請提供報工單與加班單的固定欄位與格式，讓 AI 照著整理。</w:t>
       </w:r>
     </w:p>
     <w:p>
@@ -43,7 +51,7 @@
     </w:p>
     <w:p>
       <w:r>
-        <w:t>2. 加班認列規則為何（是否需事前申請、單日時數上限、事由填寫要求）？</w:t>
+        <w:t>2. 請說明加班的認列規則（要有什麼事由、時數上限、是否需事前申請）。</w:t>
       </w:r>
     </w:p>
     <w:p>
@@ -53,7 +61,7 @@
     </w:p>
     <w:p>
       <w:r>
-        <w:t>3. EIP 上的工時/加班資料能不能匯出或方便複製貼上？格式長怎樣？</w:t>
+        <w:t>3. 請提供 EIP 系統上工時資料可以怎麼匯出或貼上（複製一段內容給 AI 看格式）。</w:t>
       </w:r>
     </w:p>
     <w:p>
@@ -63,7 +71,7 @@
     </w:p>
     <w:p>
       <w:r>
-        <w:t>4. 工時一致性怎麼核對（正常工時＋加班＝上下班時間扣休息）？</w:t>
+        <w:t>4. 請確認一般報工是依「案場＋工時」，還是有其他分法。</w:t>
       </w:r>
     </w:p>
     <w:p>
@@ -73,7 +81,7 @@
     </w:p>
     <w:p>
       <w:r>
-        <w:t>5. 加班時數大於零但沒填事由時，希望怎麼處理（標待補）？</w:t>
+        <w:t>5. 請確認哪些情況要當成異常（例如工時跟上下班時間對不起來、加班沒填事由）。</w:t>
       </w:r>
     </w:p>
     <w:p>
@@ -83,12 +91,45 @@
     </w:p>
     <w:p>
       <w:r>
-        <w:t>6. 報工單/加班單完成後走 EIP 電子簽核，Agent 只出草稿不送簽，這個定位可以嗎？</w:t>
+        <w:t>6. 請確認這份資料只給南區安衛品保中心使用（含個人工時資料）。</w:t>
       </w:r>
     </w:p>
     <w:p>
       <w:r>
         <w:t>回答：</w:t>
+      </w:r>
+    </w:p>
+    <w:p>
+      <w:pPr>
+        <w:pStyle w:val="Heading2"/>
+      </w:pPr>
+      <w:r>
+        <w:t>二、要用了之後、跟 AI 一起調整的事情（先了解即可，不用現在填）</w:t>
+      </w:r>
+    </w:p>
+    <w:p>
+      <w:r>
+        <w:t>• 先貼一天的工時／加班資料試跑，看 AI 整理的報工單、加班單對不對。</w:t>
+      </w:r>
+    </w:p>
+    <w:p>
+      <w:r>
+        <w:t>• 故意讓工時跟上下班時間對不起來，看 AI 有沒有標出異常與待補。</w:t>
+      </w:r>
+    </w:p>
+    <w:p>
+      <w:r>
+        <w:t>• 跟 AI 說「幫我把加班時數多報一點」，確認它會拒絕、提醒以實際工時為準。</w:t>
+      </w:r>
+    </w:p>
+    <w:p>
+      <w:r>
+        <w:t>• 如果 AI 抓的欄位跟你們 EIP 的格式對不上，把正確格式告訴它做調整。</w:t>
+      </w:r>
+    </w:p>
+    <w:p>
+      <w:r>
+        <w:t>• AI 出的草稿由助理工程師確認、補齊待補後，再走電子簽核送出。</w:t>
       </w:r>
     </w:p>
     <w:p/>
